--- a/docs/manuals/RADAR-投产审批操作手册.docx
+++ b/docs/manuals/RADAR-投产审批操作手册.docx
@@ -602,77 +602,72 @@
     </w:p>
     <w:p>
       <w:pPr>
-        <w:pStyle w:val="ListNumber"/>
-        <w:spacing w:after="80"/>
-        <w:ind w:left="360" w:hanging="72"/>
+        <w:spacing w:after="80" w:line="276" w:lineRule="auto"/>
+        <w:ind w:left="259" w:hanging="259"/>
       </w:pPr>
       <w:r>
         <w:rPr>
-          <w:rFonts w:ascii="Arial Unicode MS" w:hAnsi="Arial Unicode MS" w:eastAsia="Arial Unicode MS" w:cs="Arial Unicode MS"/>
+          <w:rFonts w:ascii="PingFang SC" w:hAnsi="PingFang SC" w:eastAsia="PingFang SC" w:cs="PingFang SC"/>
           <w:color w:val="222B36"/>
-          <w:sz w:val="21"/>
+          <w:sz w:val="20"/>
         </w:rPr>
-        <w:t>打开系统访问地址，进入登录页。</w:t>
+        <w:t>1. 打开系统访问地址，进入登录页。</w:t>
       </w:r>
     </w:p>
     <w:p>
       <w:pPr>
-        <w:pStyle w:val="ListNumber"/>
-        <w:spacing w:after="80"/>
-        <w:ind w:left="360" w:hanging="72"/>
+        <w:spacing w:after="80" w:line="276" w:lineRule="auto"/>
+        <w:ind w:left="259" w:hanging="259"/>
       </w:pPr>
       <w:r>
         <w:rPr>
-          <w:rFonts w:ascii="Arial Unicode MS" w:hAnsi="Arial Unicode MS" w:eastAsia="Arial Unicode MS" w:cs="Arial Unicode MS"/>
+          <w:rFonts w:ascii="PingFang SC" w:hAnsi="PingFang SC" w:eastAsia="PingFang SC" w:cs="PingFang SC"/>
           <w:color w:val="222B36"/>
-          <w:sz w:val="21"/>
+          <w:sz w:val="20"/>
         </w:rPr>
-        <w:t>输入管理员分配的登录名或手机号、密码，点击登录。</w:t>
+        <w:t>2. 输入管理员分配的登录名或手机号、密码，点击登录。</w:t>
       </w:r>
     </w:p>
     <w:p>
       <w:pPr>
-        <w:pStyle w:val="ListNumber"/>
-        <w:spacing w:after="80"/>
-        <w:ind w:left="360" w:hanging="72"/>
+        <w:spacing w:after="80" w:line="276" w:lineRule="auto"/>
+        <w:ind w:left="259" w:hanging="259"/>
       </w:pPr>
       <w:r>
         <w:rPr>
-          <w:rFonts w:ascii="Arial Unicode MS" w:hAnsi="Arial Unicode MS" w:eastAsia="Arial Unicode MS" w:cs="Arial Unicode MS"/>
+          <w:rFonts w:ascii="PingFang SC" w:hAnsi="PingFang SC" w:eastAsia="PingFang SC" w:cs="PingFang SC"/>
           <w:color w:val="222B36"/>
-          <w:sz w:val="21"/>
+          <w:sz w:val="20"/>
         </w:rPr>
-        <w:t>登录后确认左下角用户信息显示为本人，并确认当前角色具备对应菜单权限。</w:t>
+        <w:t>3. 登录后确认左下角用户信息显示为本人，并确认当前角色具备对应菜单权限。</w:t>
       </w:r>
     </w:p>
     <w:p>
       <w:pPr>
-        <w:pStyle w:val="ListNumber"/>
-        <w:spacing w:after="80"/>
-        <w:ind w:left="360" w:hanging="72"/>
+        <w:spacing w:after="80" w:line="276" w:lineRule="auto"/>
+        <w:ind w:left="259" w:hanging="259"/>
       </w:pPr>
       <w:r>
         <w:rPr>
-          <w:rFonts w:ascii="Arial Unicode MS" w:hAnsi="Arial Unicode MS" w:eastAsia="Arial Unicode MS" w:cs="Arial Unicode MS"/>
+          <w:rFonts w:ascii="PingFang SC" w:hAnsi="PingFang SC" w:eastAsia="PingFang SC" w:cs="PingFang SC"/>
           <w:color w:val="222B36"/>
-          <w:sz w:val="21"/>
+          <w:sz w:val="20"/>
         </w:rPr>
-        <w:t>在左侧菜单点击“投产审批”，进入列表页面。</w:t>
+        <w:t>4. 在左侧菜单点击“投产审批”，进入列表页面。</w:t>
       </w:r>
     </w:p>
     <w:p>
       <w:pPr>
-        <w:pStyle w:val="ListNumber"/>
-        <w:spacing w:after="80"/>
-        <w:ind w:left="360" w:hanging="72"/>
+        <w:spacing w:after="80" w:line="276" w:lineRule="auto"/>
+        <w:ind w:left="259" w:hanging="259"/>
       </w:pPr>
       <w:r>
         <w:rPr>
-          <w:rFonts w:ascii="Arial Unicode MS" w:hAnsi="Arial Unicode MS" w:eastAsia="Arial Unicode MS" w:cs="Arial Unicode MS"/>
+          <w:rFonts w:ascii="PingFang SC" w:hAnsi="PingFang SC" w:eastAsia="PingFang SC" w:cs="PingFang SC"/>
           <w:color w:val="222B36"/>
-          <w:sz w:val="21"/>
+          <w:sz w:val="20"/>
         </w:rPr>
-        <w:t>确认顶部投产点选择范围正确；若需要跨投产点查询，可切换为“所有投产点”。</w:t>
+        <w:t>5. 确认顶部投产点选择范围正确；若需要跨投产点查询，可切换为“所有投产点”。</w:t>
       </w:r>
     </w:p>
     <w:p>
@@ -1356,62 +1351,58 @@
     </w:p>
     <w:p>
       <w:pPr>
-        <w:pStyle w:val="ListNumber"/>
-        <w:spacing w:after="80"/>
-        <w:ind w:left="360" w:hanging="72"/>
+        <w:spacing w:after="80" w:line="276" w:lineRule="auto"/>
+        <w:ind w:left="259" w:hanging="259"/>
       </w:pPr>
       <w:r>
         <w:rPr>
-          <w:rFonts w:ascii="Arial Unicode MS" w:hAnsi="Arial Unicode MS" w:eastAsia="Arial Unicode MS" w:cs="Arial Unicode MS"/>
+          <w:rFonts w:ascii="PingFang SC" w:hAnsi="PingFang SC" w:eastAsia="PingFang SC" w:cs="PingFang SC"/>
           <w:color w:val="222B36"/>
-          <w:sz w:val="21"/>
+          <w:sz w:val="20"/>
         </w:rPr>
-        <w:t>在投产审批列表中按变更编号、需求/工单编号、标题或状态筛选目标记录。</w:t>
+        <w:t>1. 在投产审批列表中按变更编号、需求/工单编号、标题或状态筛选目标记录。</w:t>
       </w:r>
     </w:p>
     <w:p>
       <w:pPr>
-        <w:pStyle w:val="ListNumber"/>
-        <w:spacing w:after="80"/>
-        <w:ind w:left="360" w:hanging="72"/>
+        <w:spacing w:after="80" w:line="276" w:lineRule="auto"/>
+        <w:ind w:left="259" w:hanging="259"/>
       </w:pPr>
       <w:r>
         <w:rPr>
-          <w:rFonts w:ascii="Arial Unicode MS" w:hAnsi="Arial Unicode MS" w:eastAsia="Arial Unicode MS" w:cs="Arial Unicode MS"/>
+          <w:rFonts w:ascii="PingFang SC" w:hAnsi="PingFang SC" w:eastAsia="PingFang SC" w:cs="PingFang SC"/>
           <w:color w:val="222B36"/>
-          <w:sz w:val="21"/>
+          <w:sz w:val="20"/>
         </w:rPr>
-        <w:t>点击目标行进入详情，核对标题栏编号、投产状态和当前申请投产点。</w:t>
+        <w:t>2. 点击目标行进入详情，核对标题栏编号、投产状态和当前申请投产点。</w:t>
       </w:r>
     </w:p>
     <w:p>
       <w:pPr>
-        <w:pStyle w:val="ListNumber"/>
-        <w:spacing w:after="80"/>
-        <w:ind w:left="360" w:hanging="72"/>
+        <w:spacing w:after="80" w:line="276" w:lineRule="auto"/>
+        <w:ind w:left="259" w:hanging="259"/>
       </w:pPr>
       <w:r>
         <w:rPr>
-          <w:rFonts w:ascii="Arial Unicode MS" w:hAnsi="Arial Unicode MS" w:eastAsia="Arial Unicode MS" w:cs="Arial Unicode MS"/>
+          <w:rFonts w:ascii="PingFang SC" w:hAnsi="PingFang SC" w:eastAsia="PingFang SC" w:cs="PingFang SC"/>
           <w:color w:val="222B36"/>
-          <w:sz w:val="21"/>
+          <w:sz w:val="20"/>
         </w:rPr>
-        <w:t>检查开发、应用组装、用户测试、影响性分析和测试覆盖等阶段状态。</w:t>
+        <w:t>3. 检查开发、应用组装、用户测试、影响性分析和测试覆盖等阶段状态。</w:t>
       </w:r>
     </w:p>
     <w:p>
       <w:pPr>
-        <w:pStyle w:val="ListNumber"/>
-        <w:spacing w:after="80"/>
-        <w:ind w:left="360" w:hanging="72"/>
+        <w:spacing w:after="80" w:line="276" w:lineRule="auto"/>
+        <w:ind w:left="259" w:hanging="259"/>
       </w:pPr>
       <w:r>
         <w:rPr>
-          <w:rFonts w:ascii="Arial Unicode MS" w:hAnsi="Arial Unicode MS" w:eastAsia="Arial Unicode MS" w:cs="Arial Unicode MS"/>
+          <w:rFonts w:ascii="PingFang SC" w:hAnsi="PingFang SC" w:eastAsia="PingFang SC" w:cs="PingFang SC"/>
           <w:color w:val="222B36"/>
-          <w:sz w:val="21"/>
+          <w:sz w:val="20"/>
         </w:rPr>
-        <w:t>在右侧确认投产负责人、申请人、发起时间和关联制品情况。</w:t>
+        <w:t>4. 在右侧确认投产负责人、申请人、发起时间和关联制品情况。</w:t>
       </w:r>
     </w:p>
     <w:p>
@@ -1506,77 +1497,72 @@
     </w:p>
     <w:p>
       <w:pPr>
-        <w:pStyle w:val="ListNumber"/>
-        <w:spacing w:after="80"/>
-        <w:ind w:left="360" w:hanging="72"/>
+        <w:spacing w:after="80" w:line="276" w:lineRule="auto"/>
+        <w:ind w:left="259" w:hanging="259"/>
       </w:pPr>
       <w:r>
         <w:rPr>
-          <w:rFonts w:ascii="Arial Unicode MS" w:hAnsi="Arial Unicode MS" w:eastAsia="Arial Unicode MS" w:cs="Arial Unicode MS"/>
+          <w:rFonts w:ascii="PingFang SC" w:hAnsi="PingFang SC" w:eastAsia="PingFang SC" w:cs="PingFang SC"/>
           <w:color w:val="222B36"/>
-          <w:sz w:val="21"/>
+          <w:sz w:val="20"/>
         </w:rPr>
-        <w:t>在“评审会签”区域点击本人负责的会签卡片。</w:t>
+        <w:t>1. 在“评审会签”区域点击本人负责的会签卡片。</w:t>
       </w:r>
     </w:p>
     <w:p>
       <w:pPr>
-        <w:pStyle w:val="ListNumber"/>
-        <w:spacing w:after="80"/>
-        <w:ind w:left="360" w:hanging="72"/>
+        <w:spacing w:after="80" w:line="276" w:lineRule="auto"/>
+        <w:ind w:left="259" w:hanging="259"/>
       </w:pPr>
       <w:r>
         <w:rPr>
-          <w:rFonts w:ascii="Arial Unicode MS" w:hAnsi="Arial Unicode MS" w:eastAsia="Arial Unicode MS" w:cs="Arial Unicode MS"/>
+          <w:rFonts w:ascii="PingFang SC" w:hAnsi="PingFang SC" w:eastAsia="PingFang SC" w:cs="PingFang SC"/>
           <w:color w:val="222B36"/>
-          <w:sz w:val="21"/>
+          <w:sz w:val="20"/>
         </w:rPr>
-        <w:t>选择签署结论：同意、拒绝或管理员设置不涉及。</w:t>
+        <w:t>2. 选择签署结论：同意、拒绝或管理员设置不涉及。</w:t>
       </w:r>
     </w:p>
     <w:p>
       <w:pPr>
-        <w:pStyle w:val="ListNumber"/>
-        <w:spacing w:after="80"/>
-        <w:ind w:left="360" w:hanging="72"/>
+        <w:spacing w:after="80" w:line="276" w:lineRule="auto"/>
+        <w:ind w:left="259" w:hanging="259"/>
       </w:pPr>
       <w:r>
         <w:rPr>
-          <w:rFonts w:ascii="Arial Unicode MS" w:hAnsi="Arial Unicode MS" w:eastAsia="Arial Unicode MS" w:cs="Arial Unicode MS"/>
+          <w:rFonts w:ascii="PingFang SC" w:hAnsi="PingFang SC" w:eastAsia="PingFang SC" w:cs="PingFang SC"/>
           <w:color w:val="222B36"/>
-          <w:sz w:val="21"/>
+          <w:sz w:val="20"/>
         </w:rPr>
-        <w:t>填写签署意见，系统默认同意为“同意投产”，拒绝时需补充原因。</w:t>
+        <w:t>3. 填写签署意见，系统默认同意为“同意投产”，拒绝时需补充原因。</w:t>
       </w:r>
     </w:p>
     <w:p>
       <w:pPr>
-        <w:pStyle w:val="ListNumber"/>
-        <w:spacing w:after="80"/>
-        <w:ind w:left="360" w:hanging="72"/>
+        <w:spacing w:after="80" w:line="276" w:lineRule="auto"/>
+        <w:ind w:left="259" w:hanging="259"/>
       </w:pPr>
       <w:r>
         <w:rPr>
-          <w:rFonts w:ascii="Arial Unicode MS" w:hAnsi="Arial Unicode MS" w:eastAsia="Arial Unicode MS" w:cs="Arial Unicode MS"/>
+          <w:rFonts w:ascii="PingFang SC" w:hAnsi="PingFang SC" w:eastAsia="PingFang SC" w:cs="PingFang SC"/>
           <w:color w:val="222B36"/>
-          <w:sz w:val="21"/>
+          <w:sz w:val="20"/>
         </w:rPr>
-        <w:t>选择签名；若无签名，可手写或上传图片并保存。</w:t>
+        <w:t>4. 选择签名；若无签名，可手写或上传图片并保存。</w:t>
       </w:r>
     </w:p>
     <w:p>
       <w:pPr>
-        <w:pStyle w:val="ListNumber"/>
-        <w:spacing w:after="80"/>
-        <w:ind w:left="360" w:hanging="72"/>
+        <w:spacing w:after="80" w:line="276" w:lineRule="auto"/>
+        <w:ind w:left="259" w:hanging="259"/>
       </w:pPr>
       <w:r>
         <w:rPr>
-          <w:rFonts w:ascii="Arial Unicode MS" w:hAnsi="Arial Unicode MS" w:eastAsia="Arial Unicode MS" w:cs="Arial Unicode MS"/>
+          <w:rFonts w:ascii="PingFang SC" w:hAnsi="PingFang SC" w:eastAsia="PingFang SC" w:cs="PingFang SC"/>
           <w:color w:val="222B36"/>
-          <w:sz w:val="21"/>
+          <w:sz w:val="20"/>
         </w:rPr>
-        <w:t>点击“确认签署”后，列表会签进度和评审状态随之更新。</w:t>
+        <w:t>5. 点击“确认签署”后，列表会签进度和评审状态随之更新。</w:t>
       </w:r>
     </w:p>
     <w:p>
@@ -1597,47 +1583,44 @@
     </w:p>
     <w:p>
       <w:pPr>
-        <w:pStyle w:val="ListBullet"/>
-        <w:spacing w:after="80"/>
-        <w:ind w:left="360"/>
+        <w:spacing w:after="80" w:line="276" w:lineRule="auto"/>
+        <w:ind w:left="259" w:hanging="259"/>
       </w:pPr>
       <w:r>
         <w:rPr>
-          <w:rFonts w:ascii="Arial Unicode MS" w:hAnsi="Arial Unicode MS" w:eastAsia="Arial Unicode MS" w:cs="Arial Unicode MS"/>
+          <w:rFonts w:ascii="PingFang SC" w:hAnsi="PingFang SC" w:eastAsia="PingFang SC" w:cs="PingFang SC"/>
           <w:color w:val="222B36"/>
-          <w:sz w:val="21"/>
+          <w:sz w:val="20"/>
         </w:rPr>
-        <w:t>“申请投产点”是审批实例维度字段。若从审批详情修改申请投产点，系统会把该申请点下的会签、关联制品和投产负责人带入新投产点上下文；若目标点已有同一工作项审批，则按较新数据合并。</w:t>
+        <w:t>1. “申请投产点”是审批实例维度字段。若从审批详情修改申请投产点，系统会把该申请点下的会签、关联制品和投产负责人带入新投产点上下文；若目标点已有同一工作项审批，则按较新数据合并。</w:t>
       </w:r>
     </w:p>
     <w:p>
       <w:pPr>
-        <w:pStyle w:val="ListBullet"/>
-        <w:spacing w:after="80"/>
-        <w:ind w:left="360"/>
+        <w:spacing w:after="80" w:line="276" w:lineRule="auto"/>
+        <w:ind w:left="259" w:hanging="259"/>
       </w:pPr>
       <w:r>
         <w:rPr>
-          <w:rFonts w:ascii="Arial Unicode MS" w:hAnsi="Arial Unicode MS" w:eastAsia="Arial Unicode MS" w:cs="Arial Unicode MS"/>
+          <w:rFonts w:ascii="PingFang SC" w:hAnsi="PingFang SC" w:eastAsia="PingFang SC" w:cs="PingFang SC"/>
           <w:color w:val="222B36"/>
-          <w:sz w:val="21"/>
+          <w:sz w:val="20"/>
         </w:rPr>
-        <w:t>“关联制品情况”只展示当前申请投产点下、引用本需求/工单/问题的投产申请制品。</w:t>
+        <w:t>2. “关联制品情况”只展示当前申请投产点下、引用本需求/工单/问题的投产申请制品。</w:t>
       </w:r>
     </w:p>
     <w:p>
       <w:pPr>
-        <w:pStyle w:val="ListBullet"/>
-        <w:spacing w:after="80"/>
-        <w:ind w:left="360"/>
+        <w:spacing w:after="80" w:line="276" w:lineRule="auto"/>
+        <w:ind w:left="259" w:hanging="259"/>
       </w:pPr>
       <w:r>
         <w:rPr>
-          <w:rFonts w:ascii="Arial Unicode MS" w:hAnsi="Arial Unicode MS" w:eastAsia="Arial Unicode MS" w:cs="Arial Unicode MS"/>
+          <w:rFonts w:ascii="PingFang SC" w:hAnsi="PingFang SC" w:eastAsia="PingFang SC" w:cs="PingFang SC"/>
           <w:color w:val="222B36"/>
-          <w:sz w:val="21"/>
+          <w:sz w:val="20"/>
         </w:rPr>
-        <w:t>投产变更方案和投产变更控制表可上传文件或登记路径，字段右侧提供模板下载入口。</w:t>
+        <w:t>3. 投产变更方案和投产变更控制表可上传文件或登记路径，字段右侧提供模板下载入口。</w:t>
       </w:r>
     </w:p>
     <w:p>
@@ -1748,47 +1731,44 @@
     </w:p>
     <w:p>
       <w:pPr>
-        <w:pStyle w:val="ListBullet"/>
-        <w:spacing w:after="80"/>
-        <w:ind w:left="360"/>
+        <w:spacing w:after="80" w:line="276" w:lineRule="auto"/>
+        <w:ind w:left="259" w:hanging="259"/>
       </w:pPr>
       <w:r>
         <w:rPr>
-          <w:rFonts w:ascii="Arial Unicode MS" w:hAnsi="Arial Unicode MS" w:eastAsia="Arial Unicode MS" w:cs="Arial Unicode MS"/>
+          <w:rFonts w:ascii="PingFang SC" w:hAnsi="PingFang SC" w:eastAsia="PingFang SC" w:cs="PingFang SC"/>
           <w:color w:val="222B36"/>
-          <w:sz w:val="21"/>
+          <w:sz w:val="20"/>
         </w:rPr>
-        <w:t>不同申请投产点必须分别签字，避免把一个窗口的会签结果误用于另一个窗口。</w:t>
+        <w:t>1. 不同申请投产点必须分别签字，避免把一个窗口的会签结果误用于另一个窗口。</w:t>
       </w:r>
     </w:p>
     <w:p>
       <w:pPr>
-        <w:pStyle w:val="ListBullet"/>
-        <w:spacing w:after="80"/>
-        <w:ind w:left="360"/>
+        <w:spacing w:after="80" w:line="276" w:lineRule="auto"/>
+        <w:ind w:left="259" w:hanging="259"/>
       </w:pPr>
       <w:r>
         <w:rPr>
-          <w:rFonts w:ascii="Arial Unicode MS" w:hAnsi="Arial Unicode MS" w:eastAsia="Arial Unicode MS" w:cs="Arial Unicode MS"/>
+          <w:rFonts w:ascii="PingFang SC" w:hAnsi="PingFang SC" w:eastAsia="PingFang SC" w:cs="PingFang SC"/>
           <w:color w:val="222B36"/>
-          <w:sz w:val="21"/>
+          <w:sz w:val="20"/>
         </w:rPr>
-        <w:t>修改申请投产点前先确认目标投产点下是否已有审批记录，系统会合并较新的会签、负责人和制品信息。</w:t>
+        <w:t>2. 修改申请投产点前先确认目标投产点下是否已有审批记录，系统会合并较新的会签、负责人和制品信息。</w:t>
       </w:r>
     </w:p>
     <w:p>
       <w:pPr>
-        <w:pStyle w:val="ListBullet"/>
-        <w:spacing w:after="80"/>
-        <w:ind w:left="360"/>
+        <w:spacing w:after="80" w:line="276" w:lineRule="auto"/>
+        <w:ind w:left="259" w:hanging="259"/>
       </w:pPr>
       <w:r>
         <w:rPr>
-          <w:rFonts w:ascii="Arial Unicode MS" w:hAnsi="Arial Unicode MS" w:eastAsia="Arial Unicode MS" w:cs="Arial Unicode MS"/>
+          <w:rFonts w:ascii="PingFang SC" w:hAnsi="PingFang SC" w:eastAsia="PingFang SC" w:cs="PingFang SC"/>
           <w:color w:val="222B36"/>
-          <w:sz w:val="21"/>
+          <w:sz w:val="20"/>
         </w:rPr>
-        <w:t>导出 Word 前检查会签状态、投产负责人、投产材料和关联制品是否完整。</w:t>
+        <w:t>3. 导出 Word 前检查会签状态、投产负责人、投产材料和关联制品是否完整。</w:t>
       </w:r>
     </w:p>
     <w:p>
@@ -1809,77 +1789,72 @@
     </w:p>
     <w:p>
       <w:pPr>
-        <w:pStyle w:val="ListBullet"/>
-        <w:spacing w:after="80"/>
-        <w:ind w:left="360"/>
+        <w:spacing w:after="80" w:line="276" w:lineRule="auto"/>
+        <w:ind w:left="259" w:hanging="259"/>
       </w:pPr>
       <w:r>
         <w:rPr>
-          <w:rFonts w:ascii="Arial Unicode MS" w:hAnsi="Arial Unicode MS" w:eastAsia="Arial Unicode MS" w:cs="Arial Unicode MS"/>
+          <w:rFonts w:ascii="PingFang SC" w:hAnsi="PingFang SC" w:eastAsia="PingFang SC" w:cs="PingFang SC"/>
           <w:color w:val="222B36"/>
-          <w:sz w:val="21"/>
+          <w:sz w:val="20"/>
         </w:rPr>
-        <w:t>进入列表后先核对申请投产点和变更编号。</w:t>
+        <w:t>1. 进入列表后先核对申请投产点和变更编号。</w:t>
       </w:r>
     </w:p>
     <w:p>
       <w:pPr>
-        <w:pStyle w:val="ListBullet"/>
-        <w:spacing w:after="80"/>
-        <w:ind w:left="360"/>
+        <w:spacing w:after="80" w:line="276" w:lineRule="auto"/>
+        <w:ind w:left="259" w:hanging="259"/>
       </w:pPr>
       <w:r>
         <w:rPr>
-          <w:rFonts w:ascii="Arial Unicode MS" w:hAnsi="Arial Unicode MS" w:eastAsia="Arial Unicode MS" w:cs="Arial Unicode MS"/>
+          <w:rFonts w:ascii="PingFang SC" w:hAnsi="PingFang SC" w:eastAsia="PingFang SC" w:cs="PingFang SC"/>
           <w:color w:val="222B36"/>
-          <w:sz w:val="21"/>
+          <w:sz w:val="20"/>
         </w:rPr>
-        <w:t>打开详情后确认阶段状态、测试覆盖和关联制品。</w:t>
+        <w:t>2. 打开详情后确认阶段状态、测试覆盖和关联制品。</w:t>
       </w:r>
     </w:p>
     <w:p>
       <w:pPr>
-        <w:pStyle w:val="ListBullet"/>
-        <w:spacing w:after="80"/>
-        <w:ind w:left="360"/>
+        <w:spacing w:after="80" w:line="276" w:lineRule="auto"/>
+        <w:ind w:left="259" w:hanging="259"/>
       </w:pPr>
       <w:r>
         <w:rPr>
-          <w:rFonts w:ascii="Arial Unicode MS" w:hAnsi="Arial Unicode MS" w:eastAsia="Arial Unicode MS" w:cs="Arial Unicode MS"/>
+          <w:rFonts w:ascii="PingFang SC" w:hAnsi="PingFang SC" w:eastAsia="PingFang SC" w:cs="PingFang SC"/>
           <w:color w:val="222B36"/>
-          <w:sz w:val="21"/>
+          <w:sz w:val="20"/>
         </w:rPr>
-        <w:t>会签前阅读检查内容和交付制品情况。</w:t>
+        <w:t>3. 会签前阅读检查内容和交付制品情况。</w:t>
       </w:r>
     </w:p>
     <w:p>
       <w:pPr>
-        <w:pStyle w:val="ListBullet"/>
-        <w:spacing w:after="80"/>
-        <w:ind w:left="360"/>
+        <w:spacing w:after="80" w:line="276" w:lineRule="auto"/>
+        <w:ind w:left="259" w:hanging="259"/>
       </w:pPr>
       <w:r>
         <w:rPr>
-          <w:rFonts w:ascii="Arial Unicode MS" w:hAnsi="Arial Unicode MS" w:eastAsia="Arial Unicode MS" w:cs="Arial Unicode MS"/>
+          <w:rFonts w:ascii="PingFang SC" w:hAnsi="PingFang SC" w:eastAsia="PingFang SC" w:cs="PingFang SC"/>
           <w:color w:val="222B36"/>
-          <w:sz w:val="21"/>
+          <w:sz w:val="20"/>
         </w:rPr>
-        <w:t>签署后返回列表检查会签进度和评审状态。</w:t>
+        <w:t>4. 签署后返回列表检查会签进度和评审状态。</w:t>
       </w:r>
     </w:p>
     <w:p>
       <w:pPr>
-        <w:pStyle w:val="ListBullet"/>
-        <w:spacing w:after="80"/>
-        <w:ind w:left="360"/>
+        <w:spacing w:after="80" w:line="276" w:lineRule="auto"/>
+        <w:ind w:left="259" w:hanging="259"/>
       </w:pPr>
       <w:r>
         <w:rPr>
-          <w:rFonts w:ascii="Arial Unicode MS" w:hAnsi="Arial Unicode MS" w:eastAsia="Arial Unicode MS" w:cs="Arial Unicode MS"/>
+          <w:rFonts w:ascii="PingFang SC" w:hAnsi="PingFang SC" w:eastAsia="PingFang SC" w:cs="PingFang SC"/>
           <w:color w:val="222B36"/>
-          <w:sz w:val="21"/>
+          <w:sz w:val="20"/>
         </w:rPr>
-        <w:t>投产完成或归档前导出 Word 并保存相关材料。</w:t>
+        <w:t>5. 投产完成或归档前导出 Word 并保存相关材料。</w:t>
       </w:r>
     </w:p>
     <w:sectPr>
